--- a/assets/resumes/test-development.docx
+++ b/assets/resumes/test-development.docx
@@ -97,33 +97,63 @@
           <w:p>
             <w:pPr>
               <w:pStyle w:val="ResumeContact"/>
+              <w:spacing w:after="0"/>
             </w:pPr>
+            <w:r/>
+            <w:hyperlink r:id="rId17">
+              <w:r>
+                <w:rPr>
+                  <w:color w:val="245483"/>
+                  <w:u w:val="single"/>
+                  <w:sz w:val="18"/>
+                </w:rPr>
+                <w:t>2903442978@qq.com</w:t>
+              </w:r>
+            </w:hyperlink>
+            <w:r>
+              <w:rPr>
+                <w:sz w:val="18"/>
+              </w:rPr>
+              <w:t xml:space="preserve"> | </w:t>
+            </w:r>
             <w:hyperlink r:id="rId7">
               <w:r>
                 <w:rPr>
-                  <w:rStyle w:val="a4"/>
+                  <w:color w:val="245483"/>
+                  <w:u w:val="single"/>
+                  <w:sz w:val="18"/>
                 </w:rPr>
                 <w:t>chujunjie0908@gmail.com</w:t>
               </w:r>
             </w:hyperlink>
             <w:r>
-              <w:t xml:space="preserve">  |  </w:t>
+              <w:rPr>
+                <w:sz w:val="18"/>
+              </w:rPr>
+              <w:t xml:space="preserve"> | </w:t>
             </w:r>
             <w:hyperlink r:id="rId8">
               <w:r>
                 <w:rPr>
-                  <w:rStyle w:val="a4"/>
+                  <w:color w:val="245483"/>
+                  <w:u w:val="single"/>
+                  <w:sz w:val="18"/>
                 </w:rPr>
                 <w:t>GitHub</w:t>
               </w:r>
             </w:hyperlink>
             <w:r>
-              <w:t xml:space="preserve">  |  </w:t>
+              <w:rPr>
+                <w:sz w:val="18"/>
+              </w:rPr>
+              <w:t xml:space="preserve"> | </w:t>
             </w:r>
             <w:hyperlink r:id="rId9">
               <w:r>
                 <w:rPr>
-                  <w:rStyle w:val="a4"/>
+                  <w:color w:val="245483"/>
+                  <w:u w:val="single"/>
+                  <w:sz w:val="18"/>
                 </w:rPr>
                 <w:t>个人主页</w:t>
               </w:r>
@@ -304,6 +334,9 @@
         <w:pStyle w:val="ResumeBullet"/>
       </w:pPr>
       <w:r>
+        <w:rPr>
+          <w:b w:val="0"/>
+        </w:rPr>
         <w:t xml:space="preserve">围绕AIGC生成图与参考图的身份一致性，开发Python人脸连接器并在Workbench开展内部测试；整理54项记录（23项身份比对、31项场景），保留未验证项。</w:t>
       </w:r>
     </w:p>
@@ -312,6 +345,9 @@
         <w:pStyle w:val="ResumeBullet"/>
       </w:pPr>
       <w:r>
+        <w:rPr>
+          <w:b w:val="0"/>
+        </w:rPr>
         <w:t xml:space="preserve">设计无人脸、多脸、坏图、低清、遮挡与阈值边界场景，检查JSON判定、原因码、null及复核状态；区分上传层拦截与连接器处理，避免将拦截结果记为功能通过。</w:t>
       </w:r>
     </w:p>
@@ -452,6 +488,9 @@
         <w:pStyle w:val="ResumeBullet"/>
       </w:pPr>
       <w:r>
+        <w:rPr>
+          <w:b w:val="0"/>
+        </w:rPr>
         <w:t xml:space="preserve">以JUnit、Mockito和内存Room验证Repository、Use Case及ViewModel；通过Mock隔离真实服务，检查StateFlow状态变化、训练判分及统计数据读写。</w:t>
       </w:r>
     </w:p>
@@ -460,7 +499,10 @@
         <w:pStyle w:val="ResumeBullet"/>
       </w:pPr>
       <w:r>
-        <w:t xml:space="preserve">使用Espresso验证页面交互，覆盖无效URL与网络异常路径；结合单元层与UI层检查业务结果，提供源码和应用演示便于复核。</w:t>
+        <w:rPr>
+          <w:b w:val="0"/>
+        </w:rPr>
+        <w:t>以Espresso覆盖页面交互、无效URL与网络异常；发布复盘发现API密钥暴露后，撤销并轮换密钥，清理源码及构建产物后重建，形成问题处置闭环。</w:t>
       </w:r>
     </w:p>
     <w:p>
@@ -529,6 +571,9 @@
         <w:pStyle w:val="ResumeBullet"/>
       </w:pPr>
       <w:r>
+        <w:rPr>
+          <w:b w:val="0"/>
+        </w:rPr>
         <w:t xml:space="preserve">协调PR审核并维护发布检查清单，核查GitHub Actions结果与需求一致性；确认团队12项自动化验收测试通过后冻结版本，参与前端与API联调。</w:t>
       </w:r>
     </w:p>
